--- a/internal_doc/03.开发设计/JS对象增强和远程化-dbClasses新引擎迁移.docx
+++ b/internal_doc/03.开发设计/JS对象增强和远程化-dbClasses新引擎迁移.docx
@@ -1294,9 +1294,6 @@
           <w:p>
             <w:pPr>
               <w:ind w:left="0"/>
-              <w:rPr>
-                <w:rFonts w:hint="eastAsia"/>
-              </w:rPr>
             </w:pPr>
             <w:r>
               <w:rPr>
@@ -1341,9 +1338,6 @@
           <w:p>
             <w:pPr>
               <w:ind w:leftChars="100" w:left="210"/>
-              <w:rPr>
-                <w:rFonts w:hint="eastAsia"/>
-              </w:rPr>
             </w:pPr>
             <w:r>
               <w:rPr>
@@ -1355,17 +1349,11 @@
           <w:p>
             <w:pPr>
               <w:ind w:leftChars="100" w:left="210"/>
-              <w:rPr>
-                <w:rFonts w:hint="eastAsia"/>
-              </w:rPr>
             </w:pPr>
           </w:p>
           <w:p>
             <w:pPr>
               <w:ind w:left="0"/>
-              <w:rPr>
-                <w:rFonts w:hint="eastAsia"/>
-              </w:rPr>
             </w:pPr>
             <w:r>
               <w:rPr>
@@ -1377,9 +1365,6 @@
           <w:p>
             <w:pPr>
               <w:ind w:leftChars="100" w:left="210"/>
-              <w:rPr>
-                <w:rFonts w:hint="eastAsia"/>
-              </w:rPr>
             </w:pPr>
             <w:r>
               <w:rPr>
@@ -1397,9 +1382,6 @@
           <w:p>
             <w:pPr>
               <w:ind w:leftChars="100" w:left="210"/>
-              <w:rPr>
-                <w:rFonts w:hint="eastAsia"/>
-              </w:rPr>
             </w:pPr>
             <w:r>
               <w:rPr>
@@ -1453,9 +1435,6 @@
                 <w:tab w:val="left" w:pos="801"/>
               </w:tabs>
               <w:ind w:left="0"/>
-              <w:rPr>
-                <w:rFonts w:hint="eastAsia"/>
-              </w:rPr>
             </w:pPr>
           </w:p>
         </w:tc>
@@ -1466,9 +1445,6 @@
           <w:p>
             <w:pPr>
               <w:ind w:left="0"/>
-              <w:rPr>
-                <w:rFonts w:hint="eastAsia"/>
-              </w:rPr>
             </w:pPr>
             <w:r>
               <w:rPr>
@@ -1499,9 +1475,6 @@
           <w:p>
             <w:pPr>
               <w:ind w:left="0"/>
-              <w:rPr>
-                <w:rFonts w:hint="eastAsia"/>
-              </w:rPr>
             </w:pPr>
             <w:r>
               <w:rPr>
@@ -1546,9 +1519,6 @@
           <w:p>
             <w:pPr>
               <w:ind w:leftChars="100" w:left="210"/>
-              <w:rPr>
-                <w:rFonts w:hint="eastAsia"/>
-              </w:rPr>
             </w:pPr>
             <w:r>
               <w:rPr>
@@ -1560,17 +1530,11 @@
           <w:p>
             <w:pPr>
               <w:ind w:leftChars="100" w:left="210"/>
-              <w:rPr>
-                <w:rFonts w:hint="eastAsia"/>
-              </w:rPr>
             </w:pPr>
           </w:p>
           <w:p>
             <w:pPr>
               <w:ind w:left="0"/>
-              <w:rPr>
-                <w:rFonts w:hint="eastAsia"/>
-              </w:rPr>
             </w:pPr>
             <w:r>
               <w:rPr>
@@ -1582,9 +1546,6 @@
           <w:p>
             <w:pPr>
               <w:ind w:leftChars="100" w:left="210"/>
-              <w:rPr>
-                <w:rFonts w:hint="eastAsia"/>
-              </w:rPr>
             </w:pPr>
             <w:r>
               <w:rPr>
@@ -1603,9 +1564,6 @@
           <w:p>
             <w:pPr>
               <w:ind w:leftChars="100" w:left="210"/>
-              <w:rPr>
-                <w:rFonts w:hint="eastAsia"/>
-              </w:rPr>
             </w:pPr>
             <w:r>
               <w:rPr>
@@ -1664,9 +1622,6 @@
           <w:p>
             <w:pPr>
               <w:ind w:left="0"/>
-              <w:rPr>
-                <w:rFonts w:hint="eastAsia"/>
-              </w:rPr>
             </w:pPr>
             <w:r>
               <w:rPr>
@@ -1697,9 +1652,6 @@
           <w:p>
             <w:pPr>
               <w:ind w:left="0"/>
-              <w:rPr>
-                <w:rFonts w:hint="eastAsia"/>
-              </w:rPr>
             </w:pPr>
             <w:r>
               <w:rPr>
@@ -1745,9 +1697,6 @@
           <w:p>
             <w:pPr>
               <w:ind w:leftChars="100" w:left="210"/>
-              <w:rPr>
-                <w:rFonts w:hint="eastAsia"/>
-              </w:rPr>
             </w:pPr>
             <w:r>
               <w:rPr>
@@ -1759,17 +1708,11 @@
           <w:p>
             <w:pPr>
               <w:ind w:leftChars="100" w:left="210"/>
-              <w:rPr>
-                <w:rFonts w:hint="eastAsia"/>
-              </w:rPr>
             </w:pPr>
           </w:p>
           <w:p>
             <w:pPr>
               <w:ind w:left="0"/>
-              <w:rPr>
-                <w:rFonts w:hint="eastAsia"/>
-              </w:rPr>
             </w:pPr>
             <w:r>
               <w:rPr>
@@ -1781,9 +1724,6 @@
           <w:p>
             <w:pPr>
               <w:ind w:leftChars="100" w:left="210"/>
-              <w:rPr>
-                <w:rFonts w:hint="eastAsia"/>
-              </w:rPr>
             </w:pPr>
             <w:r>
               <w:rPr>
@@ -1807,9 +1747,6 @@
           <w:p>
             <w:pPr>
               <w:ind w:leftChars="100" w:left="210"/>
-              <w:rPr>
-                <w:rFonts w:hint="eastAsia"/>
-              </w:rPr>
             </w:pPr>
             <w:r>
               <w:rPr>
@@ -1854,9 +1791,6 @@
           <w:p>
             <w:pPr>
               <w:ind w:left="0"/>
-              <w:rPr>
-                <w:rFonts w:hint="eastAsia"/>
-              </w:rPr>
             </w:pPr>
           </w:p>
         </w:tc>
@@ -1867,9 +1801,6 @@
           <w:p>
             <w:pPr>
               <w:ind w:left="0"/>
-              <w:rPr>
-                <w:rFonts w:hint="eastAsia"/>
-              </w:rPr>
             </w:pPr>
             <w:r>
               <w:rPr>
@@ -1900,9 +1831,6 @@
           <w:p>
             <w:pPr>
               <w:ind w:left="0"/>
-              <w:rPr>
-                <w:rFonts w:hint="eastAsia"/>
-              </w:rPr>
             </w:pPr>
             <w:r>
               <w:rPr>
@@ -1947,9 +1875,6 @@
           <w:p>
             <w:pPr>
               <w:ind w:leftChars="100" w:left="210"/>
-              <w:rPr>
-                <w:rFonts w:hint="eastAsia"/>
-              </w:rPr>
             </w:pPr>
             <w:r>
               <w:rPr>
@@ -1961,17 +1886,11 @@
           <w:p>
             <w:pPr>
               <w:ind w:leftChars="100" w:left="210"/>
-              <w:rPr>
-                <w:rFonts w:hint="eastAsia"/>
-              </w:rPr>
             </w:pPr>
           </w:p>
           <w:p>
             <w:pPr>
               <w:ind w:left="0"/>
-              <w:rPr>
-                <w:rFonts w:hint="eastAsia"/>
-              </w:rPr>
             </w:pPr>
             <w:r>
               <w:rPr>
@@ -1983,9 +1902,6 @@
           <w:p>
             <w:pPr>
               <w:ind w:leftChars="100" w:left="210"/>
-              <w:rPr>
-                <w:rFonts w:hint="eastAsia"/>
-              </w:rPr>
             </w:pPr>
             <w:r>
               <w:rPr>
@@ -2015,9 +1931,6 @@
           <w:p>
             <w:pPr>
               <w:ind w:leftChars="100" w:left="210"/>
-              <w:rPr>
-                <w:rFonts w:hint="eastAsia"/>
-              </w:rPr>
             </w:pPr>
             <w:r>
               <w:rPr>
@@ -2062,9 +1975,6 @@
           <w:p>
             <w:pPr>
               <w:ind w:left="0"/>
-              <w:rPr>
-                <w:rFonts w:hint="eastAsia"/>
-              </w:rPr>
             </w:pPr>
           </w:p>
         </w:tc>
@@ -2075,9 +1985,6 @@
           <w:p>
             <w:pPr>
               <w:ind w:left="0"/>
-              <w:rPr>
-                <w:rFonts w:hint="eastAsia"/>
-              </w:rPr>
             </w:pPr>
             <w:r>
               <w:rPr>
@@ -2133,9 +2040,6 @@
       <w:pPr>
         <w:pStyle w:val="ListParagraph"/>
         <w:ind w:left="777" w:firstLineChars="0" w:firstLine="0"/>
-        <w:rPr>
-          <w:rFonts w:hint="eastAsia"/>
-        </w:rPr>
       </w:pPr>
       <w:r>
         <w:rPr>
@@ -2223,9 +2127,6 @@
       <w:pPr>
         <w:pStyle w:val="ListParagraph"/>
         <w:ind w:left="777" w:firstLineChars="0" w:firstLine="0"/>
-        <w:rPr>
-          <w:rFonts w:hint="eastAsia"/>
-        </w:rPr>
       </w:pPr>
       <w:r>
         <w:rPr>
@@ -2238,9 +2139,6 @@
       <w:pPr>
         <w:pStyle w:val="ListParagraph"/>
         <w:ind w:left="777" w:firstLineChars="0" w:firstLine="0"/>
-        <w:rPr>
-          <w:rFonts w:hint="eastAsia"/>
-        </w:rPr>
       </w:pPr>
       <w:r>
         <w:rPr>
@@ -2253,9 +2151,6 @@
       <w:pPr>
         <w:pStyle w:val="ListParagraph"/>
         <w:ind w:left="777" w:firstLineChars="0" w:firstLine="0"/>
-        <w:rPr>
-          <w:rFonts w:hint="eastAsia"/>
-        </w:rPr>
       </w:pPr>
       <w:r>
         <w:rPr>
@@ -2268,9 +2163,6 @@
       <w:pPr>
         <w:pStyle w:val="ListParagraph"/>
         <w:ind w:left="777" w:firstLineChars="0" w:firstLine="0"/>
-        <w:rPr>
-          <w:rFonts w:hint="eastAsia"/>
-        </w:rPr>
       </w:pPr>
       <w:r>
         <w:rPr>
@@ -2600,9 +2492,6 @@
             <w:pPr>
               <w:pStyle w:val="ListParagraph"/>
               <w:ind w:left="0" w:firstLineChars="0" w:firstLine="0"/>
-              <w:rPr>
-                <w:rFonts w:hint="eastAsia"/>
-              </w:rPr>
             </w:pPr>
             <w:r>
               <w:rPr>
@@ -2709,9 +2598,6 @@
             <w:pPr>
               <w:pStyle w:val="ListParagraph"/>
               <w:ind w:left="0" w:firstLineChars="0" w:firstLine="0"/>
-              <w:rPr>
-                <w:rFonts w:hint="eastAsia"/>
-              </w:rPr>
             </w:pPr>
             <w:r>
               <w:rPr>
@@ -2833,9 +2719,6 @@
             <w:pPr>
               <w:pStyle w:val="ListParagraph"/>
               <w:ind w:left="0" w:firstLineChars="0" w:firstLine="0"/>
-              <w:rPr>
-                <w:rFonts w:hint="eastAsia"/>
-              </w:rPr>
             </w:pPr>
             <w:r>
               <w:rPr>
@@ -3815,9 +3698,6 @@
             <w:pPr>
               <w:pStyle w:val="ListParagraph"/>
               <w:ind w:left="0" w:firstLineChars="0" w:firstLine="0"/>
-              <w:rPr>
-                <w:rFonts w:hint="eastAsia"/>
-              </w:rPr>
             </w:pPr>
             <w:r>
               <w:rPr>
@@ -3845,9 +3725,6 @@
           <w:p>
             <w:pPr>
               <w:ind w:leftChars="100" w:left="210"/>
-              <w:rPr>
-                <w:rFonts w:hint="eastAsia"/>
-              </w:rPr>
             </w:pPr>
             <w:r>
               <w:rPr>
@@ -3883,9 +3760,6 @@
             <w:pPr>
               <w:pStyle w:val="ListParagraph"/>
               <w:ind w:left="0" w:firstLineChars="0" w:firstLine="0"/>
-              <w:rPr>
-                <w:rFonts w:hint="eastAsia"/>
-              </w:rPr>
             </w:pPr>
             <w:r>
               <w:t>F</w:t>
@@ -5363,7 +5237,6 @@
         <w:pStyle w:val="ListParagraph"/>
         <w:ind w:left="777" w:firstLineChars="0" w:firstLine="0"/>
         <w:rPr>
-          <w:rFonts w:hint="eastAsia"/>
           <w:b/>
         </w:rPr>
       </w:pPr>
@@ -5467,7 +5340,7 @@
           <v:shape id="_x0000_i1025" type="#_x0000_t75" style="width:400.05pt;height:640.5pt" o:ole="">
             <v:imagedata r:id="rId9" o:title=""/>
           </v:shape>
-          <o:OLEObject Type="Embed" ProgID="Visio.Drawing.11" ShapeID="_x0000_i1025" DrawAspect="Content" ObjectID="_1575976898" r:id="rId10"/>
+          <o:OLEObject Type="Embed" ProgID="Visio.Drawing.11" ShapeID="_x0000_i1025" DrawAspect="Content" ObjectID="_1577018358" r:id="rId10"/>
         </w:object>
       </w:r>
     </w:p>
@@ -5728,9 +5601,6 @@
             <w:pPr>
               <w:pStyle w:val="ListParagraph"/>
               <w:ind w:left="0" w:firstLineChars="0" w:firstLine="0"/>
-              <w:rPr>
-                <w:rFonts w:hint="eastAsia"/>
-              </w:rPr>
             </w:pPr>
             <w:r>
               <w:rPr>
@@ -6422,9 +6292,6 @@
             <w:pPr>
               <w:pStyle w:val="ListParagraph"/>
               <w:ind w:left="0" w:firstLineChars="0" w:firstLine="0"/>
-              <w:rPr>
-                <w:rFonts w:hint="eastAsia"/>
-              </w:rPr>
             </w:pPr>
             <w:r>
               <w:rPr>
@@ -6989,7 +6856,7 @@
           <v:shape id="_x0000_i1026" type="#_x0000_t75" style="width:415.1pt;height:404.45pt" o:ole="">
             <v:imagedata r:id="rId11" o:title=""/>
           </v:shape>
-          <o:OLEObject Type="Embed" ProgID="Visio.Drawing.11" ShapeID="_x0000_i1026" DrawAspect="Content" ObjectID="_1575976899" r:id="rId12"/>
+          <o:OLEObject Type="Embed" ProgID="Visio.Drawing.11" ShapeID="_x0000_i1026" DrawAspect="Content" ObjectID="_1577018359" r:id="rId12"/>
         </w:object>
       </w:r>
     </w:p>
@@ -34206,8 +34073,8 @@
       </w:tblPr>
       <w:tblGrid>
         <w:gridCol w:w="2227"/>
-        <w:gridCol w:w="4121"/>
-        <w:gridCol w:w="2475"/>
+        <w:gridCol w:w="4123"/>
+        <w:gridCol w:w="2473"/>
       </w:tblGrid>
       <w:tr>
         <w:tc>
@@ -35258,8 +35125,20 @@
               <w:rPr>
                 <w:rFonts w:hint="eastAsia"/>
               </w:rPr>
+              <w:t xml:space="preserve">const </w:t>
+            </w:r>
+            <w:r>
+              <w:rPr>
+                <w:rFonts w:hint="eastAsia"/>
+              </w:rPr>
               <w:t>vecotr&lt;UINT32&gt;</w:t>
             </w:r>
+            <w:r>
+              <w:rPr>
+                <w:rFonts w:hint="eastAsia"/>
+              </w:rPr>
+              <w:t>&amp;</w:t>
+            </w:r>
           </w:p>
         </w:tc>
         <w:tc>
@@ -35394,7 +35273,19 @@
               <w:rPr>
                 <w:rFonts w:hint="eastAsia"/>
               </w:rPr>
-              <w:t xml:space="preserve"> sdbCursor**</w:t>
+              <w:t xml:space="preserve"> </w:t>
+            </w:r>
+            <w:r>
+              <w:rPr>
+                <w:rFonts w:hint="eastAsia"/>
+              </w:rPr>
+              <w:t>_</w:t>
+            </w:r>
+            <w:r>
+              <w:rPr>
+                <w:rFonts w:hint="eastAsia"/>
+              </w:rPr>
+              <w:t>sdbCursor**</w:t>
             </w:r>
           </w:p>
         </w:tc>
@@ -35606,7 +35497,7 @@
               <w:rPr>
                 <w:rFonts w:hint="eastAsia"/>
               </w:rPr>
-              <w:t>BSONObj</w:t>
+              <w:t>const BSONObj&amp;</w:t>
             </w:r>
           </w:p>
         </w:tc>
@@ -36388,6 +36279,12 @@
               </w:rPr>
               <w:t>SINT64</w:t>
             </w:r>
+            <w:r>
+              <w:rPr>
+                <w:rFonts w:hint="eastAsia"/>
+              </w:rPr>
+              <w:t>&amp;</w:t>
+            </w:r>
           </w:p>
           <w:p>
             <w:pPr>
@@ -36577,7 +36474,19 @@
               <w:rPr>
                 <w:rFonts w:hint="eastAsia"/>
               </w:rPr>
-              <w:t xml:space="preserve"> sdbCursor**</w:t>
+              <w:t xml:space="preserve"> </w:t>
+            </w:r>
+            <w:r>
+              <w:rPr>
+                <w:rFonts w:hint="eastAsia"/>
+              </w:rPr>
+              <w:t>_</w:t>
+            </w:r>
+            <w:r>
+              <w:rPr>
+                <w:rFonts w:hint="eastAsia"/>
+              </w:rPr>
+              <w:t>sdbCursor**</w:t>
             </w:r>
           </w:p>
         </w:tc>
@@ -36620,7 +36529,7 @@
           <w:color w:val="333333"/>
           <w:szCs w:val="21"/>
         </w:rPr>
-        <w:t>s</w:t>
+        <w:t>S</w:t>
       </w:r>
       <w:r>
         <w:rPr>
@@ -36758,7 +36667,19 @@
               <w:rPr>
                 <w:rFonts w:hint="eastAsia"/>
               </w:rPr>
+              <w:t xml:space="preserve">const </w:t>
+            </w:r>
+            <w:r>
+              <w:rPr>
+                <w:rFonts w:hint="eastAsia"/>
+              </w:rPr>
               <w:t>BSONObj</w:t>
+            </w:r>
+            <w:r>
+              <w:rPr>
+                <w:rFonts w:hint="eastAsia"/>
+              </w:rPr>
+              <w:t>&amp;</w:t>
             </w:r>
           </w:p>
         </w:tc>
@@ -36812,9 +36733,9 @@
         <w:tblLook w:val="04A0"/>
       </w:tblPr>
       <w:tblGrid>
-        <w:gridCol w:w="2056"/>
-        <w:gridCol w:w="4216"/>
-        <w:gridCol w:w="2551"/>
+        <w:gridCol w:w="2436"/>
+        <w:gridCol w:w="3984"/>
+        <w:gridCol w:w="2403"/>
       </w:tblGrid>
       <w:tr>
         <w:tc>
@@ -36879,7 +36800,25 @@
               <w:rPr>
                 <w:rFonts w:hint="eastAsia"/>
               </w:rPr>
-              <w:t>listGroups</w:t>
+              <w:t>list</w:t>
+            </w:r>
+            <w:r>
+              <w:rPr>
+                <w:rFonts w:hint="eastAsia"/>
+              </w:rPr>
+              <w:t>Replica</w:t>
+            </w:r>
+            <w:r>
+              <w:rPr>
+                <w:rFonts w:hint="eastAsia"/>
+              </w:rPr>
+              <w:t>Group</w:t>
+            </w:r>
+            <w:r>
+              <w:rPr>
+                <w:rFonts w:hint="eastAsia"/>
+              </w:rPr>
+              <w:t>InDomain</w:t>
             </w:r>
           </w:p>
         </w:tc>
@@ -36937,7 +36876,19 @@
               <w:rPr>
                 <w:rFonts w:hint="eastAsia"/>
               </w:rPr>
-              <w:t xml:space="preserve"> sdbCursor**</w:t>
+              <w:t xml:space="preserve"> </w:t>
+            </w:r>
+            <w:r>
+              <w:rPr>
+                <w:rFonts w:hint="eastAsia"/>
+              </w:rPr>
+              <w:t>_</w:t>
+            </w:r>
+            <w:r>
+              <w:rPr>
+                <w:rFonts w:hint="eastAsia"/>
+              </w:rPr>
+              <w:t>sdbCursor**</w:t>
             </w:r>
           </w:p>
         </w:tc>
